--- a/lab4/misha/report/ЛР4_Aкмурзин.docx
+++ b/lab4/misha/report/ЛР4_Aкмурзин.docx
@@ -4592,116 +4592,6 @@
                   </m:d>
                 </m:sub>
               </m:sSub>
-              <m:r>
-                <w:rPr>
-                  <w:rFonts w:ascii="Cambria Math" w:eastAsiaTheme="minorEastAsia" w:hAnsi="Cambria Math" w:cs="Times New Roman"/>
-                  <w:sz w:val="24"/>
-                  <w:szCs w:val="24"/>
-                </w:rPr>
-                <m:t>(</m:t>
-              </m:r>
-              <m:sSub>
-                <m:sSubPr>
-                  <m:ctrlPr>
-                    <w:rPr>
-                      <w:rFonts w:ascii="Cambria Math" w:eastAsiaTheme="minorEastAsia" w:hAnsi="Cambria Math" w:cs="Times New Roman"/>
-                      <w:i/>
-                      <w:sz w:val="24"/>
-                      <w:szCs w:val="24"/>
-                    </w:rPr>
-                  </m:ctrlPr>
-                </m:sSubPr>
-                <m:e>
-                  <m:r>
-                    <w:rPr>
-                      <w:rFonts w:ascii="Cambria Math" w:eastAsiaTheme="minorEastAsia" w:hAnsi="Cambria Math" w:cs="Times New Roman"/>
-                      <w:sz w:val="24"/>
-                      <w:szCs w:val="24"/>
-                    </w:rPr>
-                    <m:t>h</m:t>
-                  </m:r>
-                </m:e>
-                <m:sub>
-                  <m:r>
-                    <w:rPr>
-                      <w:rFonts w:ascii="Cambria Math" w:eastAsiaTheme="minorEastAsia" w:hAnsi="Cambria Math" w:cs="Times New Roman"/>
-                      <w:sz w:val="24"/>
-                      <w:szCs w:val="24"/>
-                    </w:rPr>
-                    <m:t>yj</m:t>
-                  </m:r>
-                </m:sub>
-              </m:sSub>
-              <m:r>
-                <w:rPr>
-                  <w:rFonts w:ascii="Cambria Math" w:eastAsiaTheme="minorEastAsia" w:hAnsi="Cambria Math" w:cs="Times New Roman"/>
-                  <w:sz w:val="24"/>
-                  <w:szCs w:val="24"/>
-                </w:rPr>
-                <m:t>+</m:t>
-              </m:r>
-              <m:sSub>
-                <m:sSubPr>
-                  <m:ctrlPr>
-                    <w:rPr>
-                      <w:rFonts w:ascii="Cambria Math" w:eastAsiaTheme="minorEastAsia" w:hAnsi="Cambria Math" w:cs="Times New Roman"/>
-                      <w:i/>
-                      <w:sz w:val="24"/>
-                      <w:szCs w:val="24"/>
-                    </w:rPr>
-                  </m:ctrlPr>
-                </m:sSubPr>
-                <m:e>
-                  <m:r>
-                    <w:rPr>
-                      <w:rFonts w:ascii="Cambria Math" w:eastAsiaTheme="minorEastAsia" w:hAnsi="Cambria Math" w:cs="Times New Roman"/>
-                      <w:sz w:val="24"/>
-                      <w:szCs w:val="24"/>
-                    </w:rPr>
-                    <m:t>h</m:t>
-                  </m:r>
-                </m:e>
-                <m:sub>
-                  <m:r>
-                    <w:rPr>
-                      <w:rFonts w:ascii="Cambria Math" w:eastAsiaTheme="minorEastAsia" w:hAnsi="Cambria Math" w:cs="Times New Roman"/>
-                      <w:sz w:val="24"/>
-                      <w:szCs w:val="24"/>
-                    </w:rPr>
-                    <m:t>y</m:t>
-                  </m:r>
-                  <m:d>
-                    <m:dPr>
-                      <m:ctrlPr>
-                        <w:rPr>
-                          <w:rFonts w:ascii="Cambria Math" w:eastAsiaTheme="minorEastAsia" w:hAnsi="Cambria Math" w:cs="Times New Roman"/>
-                          <w:i/>
-                          <w:sz w:val="24"/>
-                          <w:szCs w:val="24"/>
-                        </w:rPr>
-                      </m:ctrlPr>
-                    </m:dPr>
-                    <m:e>
-                      <m:r>
-                        <w:rPr>
-                          <w:rFonts w:ascii="Cambria Math" w:eastAsiaTheme="minorEastAsia" w:hAnsi="Cambria Math" w:cs="Times New Roman"/>
-                          <w:sz w:val="24"/>
-                          <w:szCs w:val="24"/>
-                        </w:rPr>
-                        <m:t>j+1</m:t>
-                      </m:r>
-                    </m:e>
-                  </m:d>
-                </m:sub>
-              </m:sSub>
-              <m:r>
-                <w:rPr>
-                  <w:rFonts w:ascii="Cambria Math" w:eastAsiaTheme="minorEastAsia" w:hAnsi="Cambria Math" w:cs="Times New Roman"/>
-                  <w:sz w:val="24"/>
-                  <w:szCs w:val="24"/>
-                </w:rPr>
-                <m:t>)</m:t>
-              </m:r>
             </m:den>
           </m:f>
           <m:r>
@@ -7445,82 +7335,6 @@
     </w:p>
     <w:p>
       <w:pPr>
-        <w:jc w:val="center"/>
-        <w:rPr>
-          <w:rFonts w:ascii="Times New Roman" w:eastAsiaTheme="minorEastAsia" w:hAnsi="Times New Roman" w:cs="Times New Roman"/>
-          <w:iCs/>
-          <w:sz w:val="24"/>
-          <w:szCs w:val="24"/>
-        </w:rPr>
-      </w:pPr>
-      <w:r>
-        <w:rPr>
-          <w:rFonts w:ascii="Times New Roman" w:eastAsiaTheme="minorEastAsia" w:hAnsi="Times New Roman" w:cs="Times New Roman"/>
-          <w:iCs/>
-          <w:noProof/>
-          <w:sz w:val="24"/>
-          <w:szCs w:val="24"/>
-        </w:rPr>
-        <w:lastRenderedPageBreak/>
-        <w:drawing>
-          <wp:inline distT="0" distB="0" distL="0" distR="0" wp14:anchorId="469EBBEF" wp14:editId="667A83CF">
-            <wp:extent cx="5940425" cy="2907665"/>
-            <wp:effectExtent l="0" t="0" r="3175" b="6985"/>
-            <wp:docPr id="6" name="Рисунок 6"/>
-            <wp:cNvGraphicFramePr>
-              <a:graphicFrameLocks xmlns:a="http://schemas.openxmlformats.org/drawingml/2006/main" noChangeAspect="1"/>
-            </wp:cNvGraphicFramePr>
-            <a:graphic xmlns:a="http://schemas.openxmlformats.org/drawingml/2006/main">
-              <a:graphicData uri="http://schemas.openxmlformats.org/drawingml/2006/picture">
-                <pic:pic xmlns:pic="http://schemas.openxmlformats.org/drawingml/2006/picture">
-                  <pic:nvPicPr>
-                    <pic:cNvPr id="1" name=""/>
-                    <pic:cNvPicPr/>
-                  </pic:nvPicPr>
-                  <pic:blipFill>
-                    <a:blip r:embed="rId11"/>
-                    <a:stretch>
-                      <a:fillRect/>
-                    </a:stretch>
-                  </pic:blipFill>
-                  <pic:spPr>
-                    <a:xfrm>
-                      <a:off x="0" y="0"/>
-                      <a:ext cx="5940425" cy="2907665"/>
-                    </a:xfrm>
-                    <a:prstGeom prst="rect">
-                      <a:avLst/>
-                    </a:prstGeom>
-                  </pic:spPr>
-                </pic:pic>
-              </a:graphicData>
-            </a:graphic>
-          </wp:inline>
-        </w:drawing>
-      </w:r>
-    </w:p>
-    <w:p>
-      <w:pPr>
-        <w:jc w:val="center"/>
-        <w:rPr>
-          <w:rFonts w:ascii="Times New Roman" w:eastAsiaTheme="minorEastAsia" w:hAnsi="Times New Roman" w:cs="Times New Roman"/>
-          <w:iCs/>
-          <w:sz w:val="24"/>
-          <w:szCs w:val="24"/>
-        </w:rPr>
-      </w:pPr>
-      <w:r>
-        <w:rPr>
-          <w:rFonts w:ascii="Times New Roman" w:eastAsiaTheme="minorEastAsia" w:hAnsi="Times New Roman" w:cs="Times New Roman"/>
-          <w:iCs/>
-          <w:sz w:val="24"/>
-          <w:szCs w:val="24"/>
-        </w:rPr>
-        <w:t>Рисунок 4 – относительная погрешность толщины пограничного слоя</w:t>
-      </w:r>
-    </w:p>
-    <w:p>
-      <w:pPr>
         <w:tabs>
           <w:tab w:val="center" w:pos="5103"/>
           <w:tab w:val="right" w:pos="9072"/>
@@ -7551,9 +7365,11 @@
         <w:rPr>
           <w:rFonts w:ascii="Times New Roman" w:eastAsiaTheme="minorEastAsia" w:hAnsi="Times New Roman" w:cs="Times New Roman"/>
           <w:iCs/>
-          <w:sz w:val="24"/>
-          <w:szCs w:val="24"/>
-        </w:rPr>
+          <w:noProof/>
+          <w:sz w:val="24"/>
+          <w:szCs w:val="24"/>
+        </w:rPr>
+        <w:lastRenderedPageBreak/>
         <w:drawing>
           <wp:inline distT="0" distB="0" distL="0" distR="0" wp14:anchorId="12F90116" wp14:editId="5FC89D14">
             <wp:extent cx="4496360" cy="3843655"/>
@@ -7570,7 +7386,7 @@
                     <pic:cNvPicPr/>
                   </pic:nvPicPr>
                   <pic:blipFill>
-                    <a:blip r:embed="rId12"/>
+                    <a:blip r:embed="rId11"/>
                     <a:stretch>
                       <a:fillRect/>
                     </a:stretch>
@@ -7644,11 +7460,11 @@
         <w:rPr>
           <w:rFonts w:ascii="Times New Roman" w:eastAsiaTheme="minorEastAsia" w:hAnsi="Times New Roman" w:cs="Times New Roman"/>
           <w:iCs/>
+          <w:noProof/>
           <w:sz w:val="24"/>
           <w:szCs w:val="24"/>
           <w:lang w:val="en-US"/>
         </w:rPr>
-        <w:lastRenderedPageBreak/>
         <w:drawing>
           <wp:inline distT="0" distB="0" distL="0" distR="0" wp14:anchorId="0BBFD563" wp14:editId="3D68A7E6">
             <wp:extent cx="4289425" cy="4143158"/>
@@ -7665,7 +7481,7 @@
                     <pic:cNvPicPr/>
                   </pic:nvPicPr>
                   <pic:blipFill>
-                    <a:blip r:embed="rId13"/>
+                    <a:blip r:embed="rId12"/>
                     <a:stretch>
                       <a:fillRect/>
                     </a:stretch>
@@ -7738,74 +7554,6 @@
           <m:t>v</m:t>
         </m:r>
       </m:oMath>
-    </w:p>
-    <w:p>
-      <w:pPr>
-        <w:tabs>
-          <w:tab w:val="center" w:pos="5103"/>
-          <w:tab w:val="right" w:pos="9072"/>
-        </w:tabs>
-        <w:jc w:val="center"/>
-        <w:rPr>
-          <w:rFonts w:ascii="Times New Roman" w:eastAsiaTheme="minorEastAsia" w:hAnsi="Times New Roman" w:cs="Times New Roman"/>
-          <w:iCs/>
-          <w:sz w:val="24"/>
-          <w:szCs w:val="24"/>
-        </w:rPr>
-      </w:pPr>
-    </w:p>
-    <w:p>
-      <w:pPr>
-        <w:tabs>
-          <w:tab w:val="center" w:pos="5103"/>
-          <w:tab w:val="right" w:pos="9072"/>
-        </w:tabs>
-        <w:jc w:val="center"/>
-        <w:rPr>
-          <w:rFonts w:ascii="Times New Roman" w:eastAsiaTheme="minorEastAsia" w:hAnsi="Times New Roman" w:cs="Times New Roman"/>
-          <w:iCs/>
-          <w:sz w:val="24"/>
-          <w:szCs w:val="24"/>
-        </w:rPr>
-      </w:pPr>
-    </w:p>
-    <w:p>
-      <w:pPr>
-        <w:tabs>
-          <w:tab w:val="center" w:pos="5103"/>
-          <w:tab w:val="right" w:pos="9072"/>
-        </w:tabs>
-        <w:jc w:val="center"/>
-        <w:rPr>
-          <w:rFonts w:ascii="Times New Roman" w:eastAsiaTheme="minorEastAsia" w:hAnsi="Times New Roman" w:cs="Times New Roman"/>
-          <w:iCs/>
-          <w:sz w:val="24"/>
-          <w:szCs w:val="24"/>
-        </w:rPr>
-      </w:pPr>
-    </w:p>
-    <w:p>
-      <w:pPr>
-        <w:tabs>
-          <w:tab w:val="center" w:pos="5103"/>
-          <w:tab w:val="right" w:pos="9072"/>
-        </w:tabs>
-        <w:rPr>
-          <w:rFonts w:ascii="Times New Roman" w:eastAsiaTheme="minorEastAsia" w:hAnsi="Times New Roman" w:cs="Times New Roman"/>
-          <w:iCs/>
-          <w:sz w:val="24"/>
-          <w:szCs w:val="24"/>
-        </w:rPr>
-      </w:pPr>
-    </w:p>
-    <w:p>
-      <w:pPr>
-        <w:rPr>
-          <w:rFonts w:ascii="Times New Roman" w:hAnsi="Times New Roman" w:cs="Times New Roman"/>
-          <w:sz w:val="24"/>
-          <w:szCs w:val="24"/>
-        </w:rPr>
-      </w:pPr>
     </w:p>
     <w:p>
       <w:pPr>
